--- a/Civil-Engineering-Systems-Design-main/Our project/Summary/System03_Optimisation_Summary.docx
+++ b/Civil-Engineering-Systems-Design-main/Our project/Summary/System03_Optimisation_Summary.docx
@@ -7,7 +7,7 @@
         <w:pStyle w:val="Title"/>
       </w:pPr>
       <w:r>
-        <w:t>System 03: what the optimisation tells us</w:t>
+        <w:t>System 03: Optimization</w:t>
       </w:r>
     </w:p>
     <w:p>
@@ -59,7 +59,7 @@
                 <w:color w:val="123B5D"/>
                 <w:sz w:val="24"/>
               </w:rPr>
-              <w:t>In short</w:t>
+              <w:t>Abstract</w:t>
             </w:r>
           </w:p>
           <w:p>
@@ -75,7 +75,7 @@
             </w:r>
             <w:r>
               <w:rPr/>
-              <w:t xml:space="preserve"> With min-max aggregation the best design deploys two systems (technical and social cycle) or three (environmental priority), always at the widest vessel spacing allowed. One system removes at most about 1,300 t of plastic per year within the physical limits, which leaves The Ocean Cleanup half satisfied at best.</w:t>
+              <w:t xml:space="preserve"> With min-max aggregation the best design deploys two systems (technical and social cycle) or three (environmental priority). One system is limited by its retention zone to about 910 t of plastic per year, which leaves The Ocean Cleanup at a score of 45 out of 100.</w:t>
             </w:r>
           </w:p>
           <w:p>
@@ -91,7 +91,7 @@
             </w:r>
             <w:r>
               <w:rPr/>
-              <w:t xml:space="preserve"> The optimum moves from 0.61 m/s with a 10 mm mesh (equal weights) to 0.29 m/s with a 20 mm mesh (environmental priority). Bycatch per tonne of plastic drops from 66 to 21 animals.</w:t>
+              <w:t xml:space="preserve"> With environmental priority the fleet slows from 0.60 to 0.31 m/s and uses a 20 mm mesh instead of 10 mm. Bycatch per tonne of plastic drops from 65 to 22 animals.</w:t>
             </w:r>
           </w:p>
           <w:p>
@@ -103,11 +103,11 @@
               <w:rPr>
                 <w:b/>
               </w:rPr>
-              <w:t>Today’s single system is the best compromise on average.</w:t>
+              <w:t>Today’s single system is close to the compromise on average, and it can still be improved.</w:t>
             </w:r>
             <w:r>
               <w:rPr/>
-              <w:t xml:space="preserve"> In the technical and the social cycle its average satisfaction is higher than that of the min-max optimum, and a-fine and Tetra choose one system in all three cycles. Min-max rejects it because The Ocean Cleanup stays at 44 out of 100.</w:t>
+              <w:t xml:space="preserve"> Tetra chooses one system in all three cycles. Its technical-cycle design is today’s system towed wider and slower with a coarser mesh: 6 % more plastic, 24 % less bycatch and 3 % lower cost.</w:t>
             </w:r>
           </w:p>
           <w:p>
@@ -1175,7 +1175,7 @@
       </w:r>
       <w:r>
         <w:rPr/>
-        <w:t xml:space="preserve"> Technical (T): equal weights. Social (S): the influence-based weights of our MCDA; after seeing the technical design, the conservation advocates tighten their curve and the citizens are satisfied sooner. Environmental priority (E): a second possible outcome of the stakeholder game, the MCDA scenario in which the advocates weigh most and accept at most twice today’s bycatch.</w:t>
+        <w:t xml:space="preserve"> Technical (T): equal weights. Social (S): the influence-based weights of our MCDA; after seeing the technical design, the conservation advocates tighten their curve and the citizens are satisfied sooner. Environmental priority (E): a second outcome of our stakeholder game, the MCDA scenario in which the advocates weigh most and accept at most twice today’s bycatch.</w:t>
       </w:r>
     </w:p>
     <w:p>
@@ -1187,7 +1187,7 @@
       </w:r>
       <w:r>
         <w:rPr/>
-        <w:t xml:space="preserve"> The tension in a towing line may not exceed the bollard pull of the vessel (1,700 kN), the plastic collected in 7 days must fit in the retention zone (25 t), and the fuel for a 49-day campaign must fit in the tanks (2.4 million litres). Together they exclude about 7 % of the design space: the corner where the skirt is deep, the spacing wide and the speed high.</w:t>
+        <w:t xml:space="preserve"> The tension in a towing line may not exceed the bollard pull of the vessel (1,700 kN), the plastic collected in 7 towing days must fit in the retention zone (25 t), and the fuel for a 49-day campaign must fit in the tanks (2.4 million litres). Together they exclude about a fifth of the design space.</w:t>
       </w:r>
     </w:p>
     <w:p>
@@ -1226,7 +1226,7 @@
         </w:trPr>
         <w:tc>
           <w:tcPr>
-            <w:tcW w:type="dxa" w:w="3515"/>
+            <w:tcW w:type="dxa" w:w="3742"/>
             <w:shd w:val="clear" w:color="auto" w:fill="E8EEF4"/>
             <w:vAlign w:val="center"/>
           </w:tcPr>
@@ -1239,7 +1239,7 @@
         </w:tc>
         <w:tc>
           <w:tcPr>
-            <w:tcW w:type="dxa" w:w="1304"/>
+            <w:tcW w:type="dxa" w:w="1247"/>
             <w:shd w:val="clear" w:color="auto" w:fill="E8EEF4"/>
             <w:vAlign w:val="center"/>
           </w:tcPr>
@@ -1260,7 +1260,7 @@
         </w:tc>
         <w:tc>
           <w:tcPr>
-            <w:tcW w:type="dxa" w:w="1531"/>
+            <w:tcW w:type="dxa" w:w="1474"/>
             <w:shd w:val="clear" w:color="auto" w:fill="E8EEF4"/>
             <w:vAlign w:val="center"/>
           </w:tcPr>
@@ -1281,7 +1281,7 @@
         </w:tc>
         <w:tc>
           <w:tcPr>
-            <w:tcW w:type="dxa" w:w="1417"/>
+            <w:tcW w:type="dxa" w:w="1361"/>
             <w:shd w:val="clear" w:color="auto" w:fill="E8EEF4"/>
             <w:vAlign w:val="center"/>
           </w:tcPr>
@@ -1302,7 +1302,7 @@
         </w:tc>
         <w:tc>
           <w:tcPr>
-            <w:tcW w:type="dxa" w:w="1871"/>
+            <w:tcW w:type="dxa" w:w="1814"/>
             <w:shd w:val="clear" w:color="auto" w:fill="E8EEF4"/>
             <w:vAlign w:val="center"/>
           </w:tcPr>
@@ -1328,7 +1328,7 @@
         </w:trPr>
         <w:tc>
           <w:tcPr>
-            <w:tcW w:type="dxa" w:w="3515"/>
+            <w:tcW w:type="dxa" w:w="3742"/>
             <w:shd w:val="clear" w:color="auto" w:fill="F6F6F4"/>
             <w:vAlign w:val="center"/>
           </w:tcPr>
@@ -1349,7 +1349,7 @@
         </w:tc>
         <w:tc>
           <w:tcPr>
-            <w:tcW w:type="dxa" w:w="1304"/>
+            <w:tcW w:type="dxa" w:w="1247"/>
             <w:shd w:val="clear" w:color="auto" w:fill="F6F6F4"/>
             <w:vAlign w:val="center"/>
           </w:tcPr>
@@ -1362,7 +1362,7 @@
         </w:tc>
         <w:tc>
           <w:tcPr>
-            <w:tcW w:type="dxa" w:w="1531"/>
+            <w:tcW w:type="dxa" w:w="1474"/>
             <w:shd w:val="clear" w:color="auto" w:fill="F6F6F4"/>
             <w:vAlign w:val="center"/>
           </w:tcPr>
@@ -1375,7 +1375,7 @@
         </w:tc>
         <w:tc>
           <w:tcPr>
-            <w:tcW w:type="dxa" w:w="1417"/>
+            <w:tcW w:type="dxa" w:w="1361"/>
             <w:shd w:val="clear" w:color="auto" w:fill="F6F6F4"/>
             <w:vAlign w:val="center"/>
           </w:tcPr>
@@ -1388,7 +1388,7 @@
         </w:tc>
         <w:tc>
           <w:tcPr>
-            <w:tcW w:type="dxa" w:w="1871"/>
+            <w:tcW w:type="dxa" w:w="1814"/>
             <w:shd w:val="clear" w:color="auto" w:fill="F6F6F4"/>
             <w:vAlign w:val="center"/>
           </w:tcPr>
@@ -1406,7 +1406,7 @@
         </w:trPr>
         <w:tc>
           <w:tcPr>
-            <w:tcW w:type="dxa" w:w="3515"/>
+            <w:tcW w:type="dxa" w:w="3742"/>
             <w:vAlign w:val="center"/>
           </w:tcPr>
           <w:p>
@@ -1424,7 +1424,7 @@
         </w:tc>
         <w:tc>
           <w:tcPr>
-            <w:tcW w:type="dxa" w:w="1304"/>
+            <w:tcW w:type="dxa" w:w="1247"/>
             <w:vAlign w:val="center"/>
           </w:tcPr>
           <w:p>
@@ -1442,7 +1442,7 @@
         </w:tc>
         <w:tc>
           <w:tcPr>
-            <w:tcW w:type="dxa" w:w="1531"/>
+            <w:tcW w:type="dxa" w:w="1474"/>
             <w:vAlign w:val="center"/>
           </w:tcPr>
           <w:p>
@@ -1460,7 +1460,7 @@
         </w:tc>
         <w:tc>
           <w:tcPr>
-            <w:tcW w:type="dxa" w:w="1417"/>
+            <w:tcW w:type="dxa" w:w="1361"/>
             <w:vAlign w:val="center"/>
           </w:tcPr>
           <w:p>
@@ -1478,7 +1478,7 @@
         </w:tc>
         <w:tc>
           <w:tcPr>
-            <w:tcW w:type="dxa" w:w="1871"/>
+            <w:tcW w:type="dxa" w:w="1814"/>
             <w:vAlign w:val="center"/>
           </w:tcPr>
           <w:p>
@@ -1501,7 +1501,7 @@
         </w:trPr>
         <w:tc>
           <w:tcPr>
-            <w:tcW w:type="dxa" w:w="3515"/>
+            <w:tcW w:type="dxa" w:w="3742"/>
             <w:vAlign w:val="center"/>
           </w:tcPr>
           <w:p>
@@ -1519,7 +1519,7 @@
         </w:tc>
         <w:tc>
           <w:tcPr>
-            <w:tcW w:type="dxa" w:w="1304"/>
+            <w:tcW w:type="dxa" w:w="1247"/>
             <w:vAlign w:val="center"/>
           </w:tcPr>
           <w:p>
@@ -1537,7 +1537,7 @@
         </w:tc>
         <w:tc>
           <w:tcPr>
-            <w:tcW w:type="dxa" w:w="1531"/>
+            <w:tcW w:type="dxa" w:w="1474"/>
             <w:vAlign w:val="center"/>
           </w:tcPr>
           <w:p>
@@ -1555,25 +1555,7 @@
         </w:tc>
         <w:tc>
           <w:tcPr>
-            <w:tcW w:type="dxa" w:w="1417"/>
-            <w:vAlign w:val="center"/>
-          </w:tcPr>
-          <w:p>
-            <w:pPr>
-              <w:spacing w:after="30" w:before="30" w:line="240" w:lineRule="auto"/>
-              <w:jc w:val="right"/>
-            </w:pPr>
-            <w:r>
-              <w:rPr>
-                <w:sz w:val="19"/>
-              </w:rPr>
-              <w:t>4.7</w:t>
-            </w:r>
-          </w:p>
-        </w:tc>
-        <w:tc>
-          <w:tcPr>
-            <w:tcW w:type="dxa" w:w="1871"/>
+            <w:tcW w:type="dxa" w:w="1361"/>
             <w:vAlign w:val="center"/>
           </w:tcPr>
           <w:p>
@@ -1589,6 +1571,24 @@
             </w:r>
           </w:p>
         </w:tc>
+        <w:tc>
+          <w:tcPr>
+            <w:tcW w:type="dxa" w:w="1814"/>
+            <w:vAlign w:val="center"/>
+          </w:tcPr>
+          <w:p>
+            <w:pPr>
+              <w:spacing w:after="30" w:before="30" w:line="240" w:lineRule="auto"/>
+              <w:jc w:val="right"/>
+            </w:pPr>
+            <w:r>
+              <w:rPr>
+                <w:sz w:val="19"/>
+              </w:rPr>
+              <w:t>4.1</w:t>
+            </w:r>
+          </w:p>
+        </w:tc>
       </w:tr>
       <w:tr>
         <w:trPr>
@@ -1596,7 +1596,7 @@
         </w:trPr>
         <w:tc>
           <w:tcPr>
-            <w:tcW w:type="dxa" w:w="3515"/>
+            <w:tcW w:type="dxa" w:w="3742"/>
             <w:vAlign w:val="center"/>
           </w:tcPr>
           <w:p>
@@ -1614,7 +1614,7 @@
         </w:tc>
         <w:tc>
           <w:tcPr>
-            <w:tcW w:type="dxa" w:w="1304"/>
+            <w:tcW w:type="dxa" w:w="1247"/>
             <w:vAlign w:val="center"/>
           </w:tcPr>
           <w:p>
@@ -1632,7 +1632,25 @@
         </w:tc>
         <w:tc>
           <w:tcPr>
-            <w:tcW w:type="dxa" w:w="1531"/>
+            <w:tcW w:type="dxa" w:w="1474"/>
+            <w:vAlign w:val="center"/>
+          </w:tcPr>
+          <w:p>
+            <w:pPr>
+              <w:spacing w:after="30" w:before="30" w:line="240" w:lineRule="auto"/>
+              <w:jc w:val="right"/>
+            </w:pPr>
+            <w:r>
+              <w:rPr>
+                <w:sz w:val="19"/>
+              </w:rPr>
+              <w:t>1,790</w:t>
+            </w:r>
+          </w:p>
+        </w:tc>
+        <w:tc>
+          <w:tcPr>
+            <w:tcW w:type="dxa" w:w="1361"/>
             <w:vAlign w:val="center"/>
           </w:tcPr>
           <w:p>
@@ -1650,7 +1668,7 @@
         </w:tc>
         <w:tc>
           <w:tcPr>
-            <w:tcW w:type="dxa" w:w="1417"/>
+            <w:tcW w:type="dxa" w:w="1814"/>
             <w:vAlign w:val="center"/>
           </w:tcPr>
           <w:p>
@@ -1662,25 +1680,7 @@
               <w:rPr>
                 <w:sz w:val="19"/>
               </w:rPr>
-              <w:t>1,795</w:t>
-            </w:r>
-          </w:p>
-        </w:tc>
-        <w:tc>
-          <w:tcPr>
-            <w:tcW w:type="dxa" w:w="1871"/>
-            <w:vAlign w:val="center"/>
-          </w:tcPr>
-          <w:p>
-            <w:pPr>
-              <w:spacing w:after="30" w:before="30" w:line="240" w:lineRule="auto"/>
-              <w:jc w:val="right"/>
-            </w:pPr>
-            <w:r>
-              <w:rPr>
-                <w:sz w:val="19"/>
-              </w:rPr>
-              <w:t>1,795</w:t>
+              <w:t>1,615</w:t>
             </w:r>
           </w:p>
         </w:tc>
@@ -1691,7 +1691,7 @@
         </w:trPr>
         <w:tc>
           <w:tcPr>
-            <w:tcW w:type="dxa" w:w="3515"/>
+            <w:tcW w:type="dxa" w:w="3742"/>
             <w:vAlign w:val="center"/>
           </w:tcPr>
           <w:p>
@@ -1709,7 +1709,7 @@
         </w:tc>
         <w:tc>
           <w:tcPr>
-            <w:tcW w:type="dxa" w:w="1304"/>
+            <w:tcW w:type="dxa" w:w="1247"/>
             <w:vAlign w:val="center"/>
           </w:tcPr>
           <w:p>
@@ -1727,7 +1727,7 @@
         </w:tc>
         <w:tc>
           <w:tcPr>
-            <w:tcW w:type="dxa" w:w="1531"/>
+            <w:tcW w:type="dxa" w:w="1474"/>
             <w:vAlign w:val="center"/>
           </w:tcPr>
           <w:p>
@@ -1739,13 +1739,13 @@
               <w:rPr>
                 <w:sz w:val="19"/>
               </w:rPr>
-              <w:t>0.61</w:t>
+              <w:t>0.60</w:t>
             </w:r>
           </w:p>
         </w:tc>
         <w:tc>
           <w:tcPr>
-            <w:tcW w:type="dxa" w:w="1417"/>
+            <w:tcW w:type="dxa" w:w="1361"/>
             <w:vAlign w:val="center"/>
           </w:tcPr>
           <w:p>
@@ -1757,13 +1757,13 @@
               <w:rPr>
                 <w:sz w:val="19"/>
               </w:rPr>
-              <w:t>0.66</w:t>
+              <w:t>0.59</w:t>
             </w:r>
           </w:p>
         </w:tc>
         <w:tc>
           <w:tcPr>
-            <w:tcW w:type="dxa" w:w="1871"/>
+            <w:tcW w:type="dxa" w:w="1814"/>
             <w:vAlign w:val="center"/>
           </w:tcPr>
           <w:p>
@@ -1775,7 +1775,7 @@
               <w:rPr>
                 <w:sz w:val="19"/>
               </w:rPr>
-              <w:t>0.29</w:t>
+              <w:t>0.31</w:t>
             </w:r>
           </w:p>
         </w:tc>
@@ -1786,7 +1786,7 @@
         </w:trPr>
         <w:tc>
           <w:tcPr>
-            <w:tcW w:type="dxa" w:w="3515"/>
+            <w:tcW w:type="dxa" w:w="3742"/>
             <w:vAlign w:val="center"/>
           </w:tcPr>
           <w:p>
@@ -1804,7 +1804,7 @@
         </w:tc>
         <w:tc>
           <w:tcPr>
-            <w:tcW w:type="dxa" w:w="1304"/>
+            <w:tcW w:type="dxa" w:w="1247"/>
             <w:vAlign w:val="center"/>
           </w:tcPr>
           <w:p>
@@ -1822,7 +1822,7 @@
         </w:tc>
         <w:tc>
           <w:tcPr>
-            <w:tcW w:type="dxa" w:w="1531"/>
+            <w:tcW w:type="dxa" w:w="1474"/>
             <w:vAlign w:val="center"/>
           </w:tcPr>
           <w:p>
@@ -1840,7 +1840,7 @@
         </w:tc>
         <w:tc>
           <w:tcPr>
-            <w:tcW w:type="dxa" w:w="1417"/>
+            <w:tcW w:type="dxa" w:w="1361"/>
             <w:vAlign w:val="center"/>
           </w:tcPr>
           <w:p>
@@ -1852,13 +1852,13 @@
               <w:rPr>
                 <w:sz w:val="19"/>
               </w:rPr>
-              <w:t>18</w:t>
+              <w:t>13</w:t>
             </w:r>
           </w:p>
         </w:tc>
         <w:tc>
           <w:tcPr>
-            <w:tcW w:type="dxa" w:w="1871"/>
+            <w:tcW w:type="dxa" w:w="1814"/>
             <w:vAlign w:val="center"/>
           </w:tcPr>
           <w:p>
@@ -1881,7 +1881,7 @@
         </w:trPr>
         <w:tc>
           <w:tcPr>
-            <w:tcW w:type="dxa" w:w="3515"/>
+            <w:tcW w:type="dxa" w:w="3742"/>
             <w:shd w:val="clear" w:color="auto" w:fill="F6F6F4"/>
             <w:vAlign w:val="center"/>
           </w:tcPr>
@@ -1902,7 +1902,7 @@
         </w:tc>
         <w:tc>
           <w:tcPr>
-            <w:tcW w:type="dxa" w:w="1304"/>
+            <w:tcW w:type="dxa" w:w="1247"/>
             <w:shd w:val="clear" w:color="auto" w:fill="F6F6F4"/>
             <w:vAlign w:val="center"/>
           </w:tcPr>
@@ -1915,7 +1915,7 @@
         </w:tc>
         <w:tc>
           <w:tcPr>
-            <w:tcW w:type="dxa" w:w="1531"/>
+            <w:tcW w:type="dxa" w:w="1474"/>
             <w:shd w:val="clear" w:color="auto" w:fill="F6F6F4"/>
             <w:vAlign w:val="center"/>
           </w:tcPr>
@@ -1928,7 +1928,7 @@
         </w:tc>
         <w:tc>
           <w:tcPr>
-            <w:tcW w:type="dxa" w:w="1417"/>
+            <w:tcW w:type="dxa" w:w="1361"/>
             <w:shd w:val="clear" w:color="auto" w:fill="F6F6F4"/>
             <w:vAlign w:val="center"/>
           </w:tcPr>
@@ -1941,7 +1941,7 @@
         </w:tc>
         <w:tc>
           <w:tcPr>
-            <w:tcW w:type="dxa" w:w="1871"/>
+            <w:tcW w:type="dxa" w:w="1814"/>
             <w:shd w:val="clear" w:color="auto" w:fill="F6F6F4"/>
             <w:vAlign w:val="center"/>
           </w:tcPr>
@@ -1959,7 +1959,7 @@
         </w:trPr>
         <w:tc>
           <w:tcPr>
-            <w:tcW w:type="dxa" w:w="3515"/>
+            <w:tcW w:type="dxa" w:w="3742"/>
             <w:vAlign w:val="center"/>
           </w:tcPr>
           <w:p>
@@ -1977,7 +1977,7 @@
         </w:tc>
         <w:tc>
           <w:tcPr>
-            <w:tcW w:type="dxa" w:w="1304"/>
+            <w:tcW w:type="dxa" w:w="1247"/>
             <w:vAlign w:val="center"/>
           </w:tcPr>
           <w:p>
@@ -1995,7 +1995,7 @@
         </w:tc>
         <w:tc>
           <w:tcPr>
-            <w:tcW w:type="dxa" w:w="1531"/>
+            <w:tcW w:type="dxa" w:w="1474"/>
             <w:vAlign w:val="center"/>
           </w:tcPr>
           <w:p>
@@ -2013,7 +2013,7 @@
         </w:tc>
         <w:tc>
           <w:tcPr>
-            <w:tcW w:type="dxa" w:w="1417"/>
+            <w:tcW w:type="dxa" w:w="1361"/>
             <w:vAlign w:val="center"/>
           </w:tcPr>
           <w:p>
@@ -2025,13 +2025,13 @@
               <w:rPr>
                 <w:sz w:val="19"/>
               </w:rPr>
-              <w:t>27.0</w:t>
+              <w:t>25.7</w:t>
             </w:r>
           </w:p>
         </w:tc>
         <w:tc>
           <w:tcPr>
-            <w:tcW w:type="dxa" w:w="1871"/>
+            <w:tcW w:type="dxa" w:w="1814"/>
             <w:vAlign w:val="center"/>
           </w:tcPr>
           <w:p>
@@ -2054,7 +2054,7 @@
         </w:trPr>
         <w:tc>
           <w:tcPr>
-            <w:tcW w:type="dxa" w:w="3515"/>
+            <w:tcW w:type="dxa" w:w="3742"/>
             <w:vAlign w:val="center"/>
           </w:tcPr>
           <w:p>
@@ -2072,7 +2072,7 @@
         </w:tc>
         <w:tc>
           <w:tcPr>
-            <w:tcW w:type="dxa" w:w="1304"/>
+            <w:tcW w:type="dxa" w:w="1247"/>
             <w:vAlign w:val="center"/>
           </w:tcPr>
           <w:p>
@@ -2090,7 +2090,7 @@
         </w:tc>
         <w:tc>
           <w:tcPr>
-            <w:tcW w:type="dxa" w:w="1531"/>
+            <w:tcW w:type="dxa" w:w="1474"/>
             <w:vAlign w:val="center"/>
           </w:tcPr>
           <w:p>
@@ -2102,13 +2102,13 @@
               <w:rPr>
                 <w:sz w:val="19"/>
               </w:rPr>
-              <w:t>1,768</w:t>
+              <w:t>1,774</w:t>
             </w:r>
           </w:p>
         </w:tc>
         <w:tc>
           <w:tcPr>
-            <w:tcW w:type="dxa" w:w="1417"/>
+            <w:tcW w:type="dxa" w:w="1361"/>
             <w:vAlign w:val="center"/>
           </w:tcPr>
           <w:p>
@@ -2120,13 +2120,13 @@
               <w:rPr>
                 <w:sz w:val="19"/>
               </w:rPr>
-              <w:t>1,960</w:t>
+              <w:t>1,825</w:t>
             </w:r>
           </w:p>
         </w:tc>
         <w:tc>
           <w:tcPr>
-            <w:tcW w:type="dxa" w:w="1871"/>
+            <w:tcW w:type="dxa" w:w="1814"/>
             <w:vAlign w:val="center"/>
           </w:tcPr>
           <w:p>
@@ -2138,7 +2138,7 @@
               <w:rPr>
                 <w:sz w:val="19"/>
               </w:rPr>
-              <w:t>1,324</w:t>
+              <w:t>1,268</w:t>
             </w:r>
           </w:p>
         </w:tc>
@@ -2149,7 +2149,7 @@
         </w:trPr>
         <w:tc>
           <w:tcPr>
-            <w:tcW w:type="dxa" w:w="3515"/>
+            <w:tcW w:type="dxa" w:w="3742"/>
             <w:vAlign w:val="center"/>
           </w:tcPr>
           <w:p>
@@ -2167,7 +2167,7 @@
         </w:tc>
         <w:tc>
           <w:tcPr>
-            <w:tcW w:type="dxa" w:w="1304"/>
+            <w:tcW w:type="dxa" w:w="1247"/>
             <w:vAlign w:val="center"/>
           </w:tcPr>
           <w:p>
@@ -2185,7 +2185,25 @@
         </w:tc>
         <w:tc>
           <w:tcPr>
-            <w:tcW w:type="dxa" w:w="1531"/>
+            <w:tcW w:type="dxa" w:w="1474"/>
+            <w:vAlign w:val="center"/>
+          </w:tcPr>
+          <w:p>
+            <w:pPr>
+              <w:spacing w:after="30" w:before="30" w:line="240" w:lineRule="auto"/>
+              <w:jc w:val="right"/>
+            </w:pPr>
+            <w:r>
+              <w:rPr>
+                <w:sz w:val="19"/>
+              </w:rPr>
+              <w:t>9.1</w:t>
+            </w:r>
+          </w:p>
+        </w:tc>
+        <w:tc>
+          <w:tcPr>
+            <w:tcW w:type="dxa" w:w="1361"/>
             <w:vAlign w:val="center"/>
           </w:tcPr>
           <w:p>
@@ -2203,25 +2221,7 @@
         </w:tc>
         <w:tc>
           <w:tcPr>
-            <w:tcW w:type="dxa" w:w="1417"/>
-            <w:vAlign w:val="center"/>
-          </w:tcPr>
-          <w:p>
-            <w:pPr>
-              <w:spacing w:after="30" w:before="30" w:line="240" w:lineRule="auto"/>
-              <w:jc w:val="right"/>
-            </w:pPr>
-            <w:r>
-              <w:rPr>
-                <w:sz w:val="19"/>
-              </w:rPr>
-              <w:t>9.2</w:t>
-            </w:r>
-          </w:p>
-        </w:tc>
-        <w:tc>
-          <w:tcPr>
-            <w:tcW w:type="dxa" w:w="1871"/>
+            <w:tcW w:type="dxa" w:w="1814"/>
             <w:vAlign w:val="center"/>
           </w:tcPr>
           <w:p>
@@ -2244,7 +2244,7 @@
         </w:trPr>
         <w:tc>
           <w:tcPr>
-            <w:tcW w:type="dxa" w:w="3515"/>
+            <w:tcW w:type="dxa" w:w="3742"/>
             <w:vAlign w:val="center"/>
           </w:tcPr>
           <w:p>
@@ -2262,7 +2262,7 @@
         </w:tc>
         <w:tc>
           <w:tcPr>
-            <w:tcW w:type="dxa" w:w="1304"/>
+            <w:tcW w:type="dxa" w:w="1247"/>
             <w:vAlign w:val="center"/>
           </w:tcPr>
           <w:p>
@@ -2280,7 +2280,7 @@
         </w:tc>
         <w:tc>
           <w:tcPr>
-            <w:tcW w:type="dxa" w:w="1531"/>
+            <w:tcW w:type="dxa" w:w="1474"/>
             <w:vAlign w:val="center"/>
           </w:tcPr>
           <w:p>
@@ -2292,13 +2292,13 @@
               <w:rPr>
                 <w:sz w:val="19"/>
               </w:rPr>
-              <w:t>115,800</w:t>
+              <w:t>116,000</w:t>
             </w:r>
           </w:p>
         </w:tc>
         <w:tc>
           <w:tcPr>
-            <w:tcW w:type="dxa" w:w="1417"/>
+            <w:tcW w:type="dxa" w:w="1361"/>
             <w:vAlign w:val="center"/>
           </w:tcPr>
           <w:p>
@@ -2310,13 +2310,13 @@
               <w:rPr>
                 <w:sz w:val="19"/>
               </w:rPr>
-              <w:t>95,200</w:t>
+              <w:t>99,700</w:t>
             </w:r>
           </w:p>
         </w:tc>
         <w:tc>
           <w:tcPr>
-            <w:tcW w:type="dxa" w:w="1871"/>
+            <w:tcW w:type="dxa" w:w="1814"/>
             <w:vAlign w:val="center"/>
           </w:tcPr>
           <w:p>
@@ -2328,7 +2328,7 @@
               <w:rPr>
                 <w:sz w:val="19"/>
               </w:rPr>
-              <w:t>27,400</w:t>
+              <w:t>27,500</w:t>
             </w:r>
           </w:p>
         </w:tc>
@@ -2339,7 +2339,7 @@
         </w:trPr>
         <w:tc>
           <w:tcPr>
-            <w:tcW w:type="dxa" w:w="3515"/>
+            <w:tcW w:type="dxa" w:w="3742"/>
             <w:vAlign w:val="center"/>
           </w:tcPr>
           <w:p>
@@ -2357,7 +2357,7 @@
         </w:tc>
         <w:tc>
           <w:tcPr>
-            <w:tcW w:type="dxa" w:w="1304"/>
+            <w:tcW w:type="dxa" w:w="1247"/>
             <w:vAlign w:val="center"/>
           </w:tcPr>
           <w:p>
@@ -2375,7 +2375,7 @@
         </w:tc>
         <w:tc>
           <w:tcPr>
-            <w:tcW w:type="dxa" w:w="1531"/>
+            <w:tcW w:type="dxa" w:w="1474"/>
             <w:vAlign w:val="center"/>
           </w:tcPr>
           <w:p>
@@ -2393,7 +2393,7 @@
         </w:tc>
         <w:tc>
           <w:tcPr>
-            <w:tcW w:type="dxa" w:w="1417"/>
+            <w:tcW w:type="dxa" w:w="1361"/>
             <w:vAlign w:val="center"/>
           </w:tcPr>
           <w:p>
@@ -2405,13 +2405,13 @@
               <w:rPr>
                 <w:sz w:val="19"/>
               </w:rPr>
-              <w:t>−57</w:t>
+              <w:t>−54</w:t>
             </w:r>
           </w:p>
         </w:tc>
         <w:tc>
           <w:tcPr>
-            <w:tcW w:type="dxa" w:w="1871"/>
+            <w:tcW w:type="dxa" w:w="1814"/>
             <w:vAlign w:val="center"/>
           </w:tcPr>
           <w:p>
@@ -2423,7 +2423,7 @@
               <w:rPr>
                 <w:sz w:val="19"/>
               </w:rPr>
-              <w:t>−39</w:t>
+              <w:t>−38</w:t>
             </w:r>
           </w:p>
         </w:tc>
@@ -2434,7 +2434,7 @@
         </w:trPr>
         <w:tc>
           <w:tcPr>
-            <w:tcW w:type="dxa" w:w="3515"/>
+            <w:tcW w:type="dxa" w:w="3742"/>
             <w:shd w:val="clear" w:color="auto" w:fill="F6F6F4"/>
             <w:vAlign w:val="center"/>
           </w:tcPr>
@@ -2449,13 +2449,13 @@
                 <w:color w:val="123B5D"/>
                 <w:sz w:val="19"/>
               </w:rPr>
-              <w:t>Efficiency</w:t>
+              <w:t>Efficiency and limits</w:t>
             </w:r>
           </w:p>
         </w:tc>
         <w:tc>
           <w:tcPr>
-            <w:tcW w:type="dxa" w:w="1304"/>
+            <w:tcW w:type="dxa" w:w="1247"/>
             <w:shd w:val="clear" w:color="auto" w:fill="F6F6F4"/>
             <w:vAlign w:val="center"/>
           </w:tcPr>
@@ -2468,7 +2468,7 @@
         </w:tc>
         <w:tc>
           <w:tcPr>
-            <w:tcW w:type="dxa" w:w="1531"/>
+            <w:tcW w:type="dxa" w:w="1474"/>
             <w:shd w:val="clear" w:color="auto" w:fill="F6F6F4"/>
             <w:vAlign w:val="center"/>
           </w:tcPr>
@@ -2481,7 +2481,7 @@
         </w:tc>
         <w:tc>
           <w:tcPr>
-            <w:tcW w:type="dxa" w:w="1417"/>
+            <w:tcW w:type="dxa" w:w="1361"/>
             <w:shd w:val="clear" w:color="auto" w:fill="F6F6F4"/>
             <w:vAlign w:val="center"/>
           </w:tcPr>
@@ -2494,7 +2494,7 @@
         </w:tc>
         <w:tc>
           <w:tcPr>
-            <w:tcW w:type="dxa" w:w="1871"/>
+            <w:tcW w:type="dxa" w:w="1814"/>
             <w:shd w:val="clear" w:color="auto" w:fill="F6F6F4"/>
             <w:vAlign w:val="center"/>
           </w:tcPr>
@@ -2512,7 +2512,7 @@
         </w:trPr>
         <w:tc>
           <w:tcPr>
-            <w:tcW w:type="dxa" w:w="3515"/>
+            <w:tcW w:type="dxa" w:w="3742"/>
             <w:vAlign w:val="center"/>
           </w:tcPr>
           <w:p>
@@ -2530,7 +2530,7 @@
         </w:tc>
         <w:tc>
           <w:tcPr>
-            <w:tcW w:type="dxa" w:w="1304"/>
+            <w:tcW w:type="dxa" w:w="1247"/>
             <w:vAlign w:val="center"/>
           </w:tcPr>
           <w:p>
@@ -2548,7 +2548,7 @@
         </w:tc>
         <w:tc>
           <w:tcPr>
-            <w:tcW w:type="dxa" w:w="1531"/>
+            <w:tcW w:type="dxa" w:w="1474"/>
             <w:vAlign w:val="center"/>
           </w:tcPr>
           <w:p>
@@ -2566,7 +2566,7 @@
         </w:tc>
         <w:tc>
           <w:tcPr>
-            <w:tcW w:type="dxa" w:w="1417"/>
+            <w:tcW w:type="dxa" w:w="1361"/>
             <w:vAlign w:val="center"/>
           </w:tcPr>
           <w:p>
@@ -2578,13 +2578,13 @@
               <w:rPr>
                 <w:sz w:val="19"/>
               </w:rPr>
-              <w:t>13.8</w:t>
+              <w:t>14.1</w:t>
             </w:r>
           </w:p>
         </w:tc>
         <w:tc>
           <w:tcPr>
-            <w:tcW w:type="dxa" w:w="1871"/>
+            <w:tcW w:type="dxa" w:w="1814"/>
             <w:vAlign w:val="center"/>
           </w:tcPr>
           <w:p>
@@ -2596,7 +2596,7 @@
               <w:rPr>
                 <w:sz w:val="19"/>
               </w:rPr>
-              <w:t>27.0</w:t>
+              <w:t>28.2</w:t>
             </w:r>
           </w:p>
         </w:tc>
@@ -2607,7 +2607,7 @@
         </w:trPr>
         <w:tc>
           <w:tcPr>
-            <w:tcW w:type="dxa" w:w="3515"/>
+            <w:tcW w:type="dxa" w:w="3742"/>
             <w:vAlign w:val="center"/>
           </w:tcPr>
           <w:p>
@@ -2625,7 +2625,7 @@
         </w:tc>
         <w:tc>
           <w:tcPr>
-            <w:tcW w:type="dxa" w:w="1304"/>
+            <w:tcW w:type="dxa" w:w="1247"/>
             <w:vAlign w:val="center"/>
           </w:tcPr>
           <w:p>
@@ -2643,7 +2643,7 @@
         </w:tc>
         <w:tc>
           <w:tcPr>
-            <w:tcW w:type="dxa" w:w="1531"/>
+            <w:tcW w:type="dxa" w:w="1474"/>
             <w:vAlign w:val="center"/>
           </w:tcPr>
           <w:p>
@@ -2655,13 +2655,13 @@
               <w:rPr>
                 <w:sz w:val="19"/>
               </w:rPr>
-              <w:t>66</w:t>
+              <w:t>65</w:t>
             </w:r>
           </w:p>
         </w:tc>
         <w:tc>
           <w:tcPr>
-            <w:tcW w:type="dxa" w:w="1417"/>
+            <w:tcW w:type="dxa" w:w="1361"/>
             <w:vAlign w:val="center"/>
           </w:tcPr>
           <w:p>
@@ -2673,13 +2673,13 @@
               <w:rPr>
                 <w:sz w:val="19"/>
               </w:rPr>
-              <w:t>49</w:t>
+              <w:t>55</w:t>
             </w:r>
           </w:p>
         </w:tc>
         <w:tc>
           <w:tcPr>
-            <w:tcW w:type="dxa" w:w="1871"/>
+            <w:tcW w:type="dxa" w:w="1814"/>
             <w:vAlign w:val="center"/>
           </w:tcPr>
           <w:p>
@@ -2691,7 +2691,102 @@
               <w:rPr>
                 <w:sz w:val="19"/>
               </w:rPr>
-              <w:t>21</w:t>
+              <w:t>22</w:t>
+            </w:r>
+          </w:p>
+        </w:tc>
+      </w:tr>
+      <w:tr>
+        <w:trPr>
+          <w:cantSplit/>
+        </w:trPr>
+        <w:tc>
+          <w:tcPr>
+            <w:tcW w:type="dxa" w:w="3742"/>
+            <w:vAlign w:val="center"/>
+          </w:tcPr>
+          <w:p>
+            <w:pPr>
+              <w:spacing w:after="30" w:before="30" w:line="240" w:lineRule="auto"/>
+              <w:jc w:val="left"/>
+            </w:pPr>
+            <w:r>
+              <w:rPr>
+                <w:sz w:val="19"/>
+              </w:rPr>
+              <w:t>Retention zone filled between extractions [%]</w:t>
+            </w:r>
+          </w:p>
+        </w:tc>
+        <w:tc>
+          <w:tcPr>
+            <w:tcW w:type="dxa" w:w="1247"/>
+            <w:vAlign w:val="center"/>
+          </w:tcPr>
+          <w:p>
+            <w:pPr>
+              <w:spacing w:after="30" w:before="30" w:line="240" w:lineRule="auto"/>
+              <w:jc w:val="right"/>
+            </w:pPr>
+            <w:r>
+              <w:rPr>
+                <w:sz w:val="19"/>
+              </w:rPr>
+              <w:t>95</w:t>
+            </w:r>
+          </w:p>
+        </w:tc>
+        <w:tc>
+          <w:tcPr>
+            <w:tcW w:type="dxa" w:w="1474"/>
+            <w:vAlign w:val="center"/>
+          </w:tcPr>
+          <w:p>
+            <w:pPr>
+              <w:spacing w:after="30" w:before="30" w:line="240" w:lineRule="auto"/>
+              <w:jc w:val="right"/>
+            </w:pPr>
+            <w:r>
+              <w:rPr>
+                <w:sz w:val="19"/>
+              </w:rPr>
+              <w:t>97</w:t>
+            </w:r>
+          </w:p>
+        </w:tc>
+        <w:tc>
+          <w:tcPr>
+            <w:tcW w:type="dxa" w:w="1361"/>
+            <w:vAlign w:val="center"/>
+          </w:tcPr>
+          <w:p>
+            <w:pPr>
+              <w:spacing w:after="30" w:before="30" w:line="240" w:lineRule="auto"/>
+              <w:jc w:val="right"/>
+            </w:pPr>
+            <w:r>
+              <w:rPr>
+                <w:sz w:val="19"/>
+              </w:rPr>
+              <w:t>100</w:t>
+            </w:r>
+          </w:p>
+        </w:tc>
+        <w:tc>
+          <w:tcPr>
+            <w:tcW w:type="dxa" w:w="1814"/>
+            <w:vAlign w:val="center"/>
+          </w:tcPr>
+          <w:p>
+            <w:pPr>
+              <w:spacing w:after="30" w:before="30" w:line="240" w:lineRule="auto"/>
+              <w:jc w:val="right"/>
+            </w:pPr>
+            <w:r>
+              <w:rPr>
+                <w:sz w:val="19"/>
+              </w:rPr>
+              <w:t>46</w:t>
             </w:r>
           </w:p>
         </w:tc>
@@ -2712,7 +2807,7 @@
           <w:color w:val="52514E"/>
           <w:sz w:val="18"/>
         </w:rPr>
-        <w:t>Table 1. Today’s design and the min-max optimum of each cycle. Each column is one run of the notebook. Repeated runs give the same number of systems and nearly the same scores; skirt depth, speed and mesh shift a little between runs, because the optimum is flat in these directions.</w:t>
+        <w:t>Table 1. Today’s design and the min-max optimum of each cycle, from the results table at the end of the notebook. Repeated runs give the same number of systems; the other settings shift between runs, most of all in the social cycle (section 3).</w:t>
       </w:r>
     </w:p>
     <w:p>
@@ -2792,7 +2887,7 @@
       </w:r>
       <w:r>
         <w:rPr/>
-        <w:t xml:space="preserve"> Inside the physical limits one system removes at most about 1,300 t per year. That scores 53 out of 100 for The Ocean Cleanup and would catch about 180,000 animals. A second system is therefore the only way to lift The Ocean Cleanup from 44 to between 54 and 63. The donors stop the growth: their curve reaches zero at 60 M€ per year, about four and a half of today’s systems. In the technical and the social cycle, simply operating two of today’s systems already gives about 80 % of the improvement; retuning them gives the rest.</w:t>
+        <w:t xml:space="preserve"> A system collects plastic only while it tows, and its retention zone holds 25 t, the catch of 7 towing days. One system therefore removes at most about 910 t per year, a score of 45 out of 100 for The Ocean Cleanup. A second system is the only way to lift that score, to 61. The donors stop the growth: their curve reaches zero at 60 M€ per year, about four and a half of today’s systems. Simply operating two of today’s systems already gives 78 % of the improvement in the technical cycle and 92 % in the social cycle.</w:t>
       </w:r>
     </w:p>
     <w:p>
@@ -2800,11 +2895,11 @@
         <w:rPr>
           <w:b/>
         </w:rPr>
-        <w:t>Wider is better, up to the bound.</w:t>
+        <w:t>The retention zone is the limit that matters.</w:t>
       </w:r>
       <w:r>
         <w:rPr/>
-        <w:t xml:space="preserve"> Every optimum sits at the upper spacing bound of about 1,800 m, against 1,460 m today. A wider mouth meets more plastic in proportion, while only about a tenth of the fuel use is towing work. This supports The Ocean Cleanup’s plan for wider systems. It also means that the bound, not a trade-off, sets this variable. Whether a flatter U still retains the plastic is the first thing to verify.</w:t>
+        <w:t xml:space="preserve"> Today’s design fills 95 % of its retention zone between two extractions, and both two-system optima sit at the limit (97 and 100 %). The towing lines and the fuel tanks are used to 55 % at most. Emptying the retention zone more often than once a week, or enlarging it, would raise the ceiling of every system.</w:t>
       </w:r>
     </w:p>
     <w:p>
@@ -2816,7 +2911,7 @@
       </w:r>
       <w:r>
         <w:rPr/>
-        <w:t xml:space="preserve"> The social cycle keeps two systems. Its two changes pull in opposite directions. More weight for The Ocean Cleanup alone would raise the speed to 0.74 m/s and the bycatch by 44 %. The stricter curve of the advocates alone would halve the bycatch at 8 % less plastic. Together they give 11 % more plastic and 18 % less bycatch than the technical cycle. The lever is the mesh: going from 10 to 20 mm halves the small fish retained and costs less than 10 % of the plastic.</w:t>
+        <w:t xml:space="preserve"> The social cycle keeps two systems. More weight for The Ocean Cleanup cannot buy more plastic, because two systems are already at the retention zone limit (1,774 t against 1,829 t). The stricter curve of the advocates alone would cut the bycatch by 46 % at 14 % less plastic. With both changes the plastic stays and the bycatch falls by 14 %. This last number is not fixed: a repeat run gives another design with 90,100 instead of 99,700 animals at the same min-max score. In the social cycle the score is set by The Ocean Cleanup alone, so min-max does not distinguish between these designs.</w:t>
       </w:r>
     </w:p>
     <w:p>
@@ -2828,7 +2923,7 @@
       </w:r>
       <w:r>
         <w:rPr/>
-        <w:t xml:space="preserve"> Three systems at 0.29 m/s remove 53 % more plastic than today with 46 % less bycatch, 21 animals per tonne instead of 59. Animals avoid a slow barrier, and the third system buys back the plastic that each slow system misses. The price is 35.8 M€ per year, or 27 k€ per tonne instead of 15.6, and the investors fall to a score of 39.</w:t>
+        <w:t xml:space="preserve"> Three systems at 0.31 m/s remove 47 % more plastic than today with 46 % less bycatch, 22 animals per tonne instead of 59. Animals avoid a slow barrier, and the third system buys back the plastic that each slow system misses. The price is 35.8 M€ per year, or 28.2 k€ per tonne instead of 15.6, and the investors fall to a score of 39.</w:t>
       </w:r>
     </w:p>
     <w:p>
@@ -2840,7 +2935,7 @@
       </w:r>
       <w:r>
         <w:rPr/>
-        <w:t xml:space="preserve"> The investors lose whenever the fleet grows (86 today, then 60, 56 and 39). The Ocean Cleanup and the citizens win, and they move together: the microplastic avoided is 3 % of the plastic removed, so the two objectives depend on each other. Leaving the citizens’ objective out does not change the optimal design. The fishers never fall below 77, because a fleet closes only a few km²; in this model they are not a real party to the conflict. The advocates are the surprise. Between the technical and the social cycle their score falls from 60 to 37 although the bycatch falls by 18 %. The drop comes from their own stricter curve, and with influence-based weights min-max protects the influential stakeholders first.</w:t>
+        <w:t xml:space="preserve"> The investors lose whenever the fleet grows (86 today, then 60, 59 and 39). The Ocean Cleanup and the citizens win, and they move together: the microplastic avoided is 3 % of the plastic removed, so the two objectives depend on each other. The fishers never fall below 77, because a fleet closes only a few km²; in this model they are not a real party to the conflict. The advocates are the surprise. Between the technical and the social cycle their score falls from 60 to 34 although the bycatch falls. The drop comes from their own stricter curve, and with influence-based weights min-max protects the influential stakeholders first.</w:t>
       </w:r>
     </w:p>
     <w:p>
@@ -2848,11 +2943,11 @@
         <w:rPr>
           <w:b/>
         </w:rPr>
-        <w:t>The realised design is the compromise on average.</w:t>
+        <w:t>The realised design is close to the compromise on average.</w:t>
       </w:r>
       <w:r>
         <w:rPr/>
-        <w:t xml:space="preserve"> Today’s single System 03 has a higher average satisfaction than the min-max optimum in the technical and the social cycle (70 and 67 against 65 and 62). A-fine, which rewards the average, and Tetra both choose one system in all three cycles. In the technical cycle Tetra’s design is today’s system with a wider spacing and a coarser mesh: 18 % more plastic at 3 % more cost and no more bycatch. Min-max asks a different question, namely that no stakeholder is left behind, and it rejects one system because The Ocean Cleanup stays at 44. The Ocean Cleanup’s own roadmap of 10 to 20 systems follows this second logic with a larger budget. In our model doubling the donors’ limits gives four systems.</w:t>
+        <w:t xml:space="preserve"> Today’s single System 03 has a higher average satisfaction than the min-max optimum in the technical and the social cycle (70 and 67 against 65 and 61). Tetra chooses one system in all three cycles. Its technical-cycle design is today’s system towed wider (1,795 m), slower (0.64 m/s) and with a coarser mesh (19 mm): 6 % more plastic, 24 % less bycatch and 3 % lower cost, so today’s design can be improved at almost no loss to anyone. Min-max asks a different question, namely that no stakeholder is left behind, and it rejects one system because The Ocean Cleanup stays at 44. The Ocean Cleanup’s own roadmap of 10 to 20 systems follows this second logic with a larger budget. In our model doubling the donors’ limits gives four systems.</w:t>
       </w:r>
     </w:p>
     <w:p>
@@ -2876,7 +2971,7 @@
       </w:r>
       <w:r>
         <w:rPr/>
-        <w:t xml:space="preserve"> No constraint is active at an optimum; the min-max designs use at most 75 % of any limit. The design is decided by the preferences and the bounds, not by the physical limits.</w:t>
+        <w:t xml:space="preserve"> The retention zone limit rests on our choice of 7 towing days between two extractions; The Ocean Cleanup extracts every 2.5 to 7 days, and with a shorter interval the limit would not bind. Cable tension and fuel never limit a recorded design.</w:t>
       </w:r>
     </w:p>
     <w:p>
@@ -2892,7 +2987,7 @@
       </w:r>
       <w:r>
         <w:rPr/>
-        <w:t xml:space="preserve"> The spacing ends at its upper bound in every cycle, and the mesh at its lower bound (technical) or upper bound (the two social cycles). The upper bounds of mesh (20 mm) and skirt depth (6 m) are our assumptions. The skirt depth is hardly determined: 3.0 to 5.5 m gives almost the same score.</w:t>
+        <w:t xml:space="preserve"> The technical optimum ends at the upper spacing bound and the lower mesh bound, and Tetra’s designs end at the upper bounds of spacing and mesh. The upper bounds of mesh (20 mm) and skirt depth (6 m) are our assumptions. The skirt depth is hardly determined: the recorded min-max designs range from 3.0 to 4.3 m.</w:t>
       </w:r>
     </w:p>
     <w:p>
@@ -2904,11 +2999,11 @@
         <w:rPr>
           <w:b/>
         </w:rPr>
-        <w:t>Absolute tonnes are optimistic.</w:t>
+        <w:t>Retention.</w:t>
       </w:r>
       <w:r>
         <w:rPr/>
-        <w:t xml:space="preserve"> The model retains 71 % of the plastic that today’s design meets, against 40 % measured for System 03 (Sainte-Rose et al., 2026), and assumes year-round operation. The comparison between designs is more reliable than the tonnes themselves.</w:t>
+        <w:t xml:space="preserve"> The results above use the target retention: the model retains 71 % of the plastic that today’s design meets, like the smaller System 002. With the 40 % measured for System 03 (Sainte-Rose et al., 2026), today’s design removes 483 t per year at 27.8 k€ per tonne, the retention zone is no longer the limit, and the optima become 2, 3 and 3 systems. Scaling up holds in both cases; the fleet size depends on the retention. Both cases assume year-round operation.</w:t>
       </w:r>
     </w:p>
     <w:p>
@@ -2924,7 +3019,7 @@
       </w:r>
       <w:r>
         <w:rPr/>
-        <w:t xml:space="preserve"> The curves and both outcomes of the stakeholder game were set by us, not by the stakeholders. The fleet size follows directly from the donors’ cost curve.</w:t>
+        <w:t xml:space="preserve"> The curves and both outcomes of the stakeholder game come from our own role play, not from the real stakeholders. The fleet size follows directly from the donors’ cost curve.</w:t>
       </w:r>
     </w:p>
     <w:p>
@@ -2940,7 +3035,7 @@
       </w:r>
       <w:r>
         <w:rPr/>
-        <w:t xml:space="preserve"> Min-max is reproducible: repeated runs give the same fleet size and almost the same scores. A-fine ends every run with the convergence warning of the genetic algorithm, because its scores are relative within a generation. We therefore use its result only qualitatively; every a-fine run chose one system.</w:t>
+        <w:t xml:space="preserve"> The genetic algorithm is random. Min-max gives the same fleet size in every run, but not the same settings, as the social cycle shows. A-fine ends every run with the convergence warning of the algorithm, because its scores are relative within a generation; it gave one or two systems depending on the run, so we do not use it for conclusions.</w:t>
       </w:r>
     </w:p>
     <w:p>
@@ -2966,7 +3061,7 @@
       <w:r>
         <w:drawing>
           <wp:inline xmlns:a="http://schemas.openxmlformats.org/drawingml/2006/main" xmlns:pic="http://schemas.openxmlformats.org/drawingml/2006/picture">
-            <wp:extent cx="5040000" cy="3352935"/>
+            <wp:extent cx="5040000" cy="3357174"/>
             <wp:docPr id="2" name="Picture 2"/>
             <wp:cNvGraphicFramePr>
               <a:graphicFrameLocks noChangeAspect="1"/>
@@ -2975,7 +3070,7 @@
               <a:graphicData uri="http://schemas.openxmlformats.org/drawingml/2006/picture">
                 <pic:pic>
                   <pic:nvPicPr>
-                    <pic:cNvPr id="0" name="opt_technical_full.png"/>
+                    <pic:cNvPr id="0" name="technical.png"/>
                     <pic:cNvPicPr/>
                   </pic:nvPicPr>
                   <pic:blipFill>
@@ -2987,7 +3082,7 @@
                   <pic:spPr>
                     <a:xfrm>
                       <a:off x="0" y="0"/>
-                      <a:ext cx="5040000" cy="3352935"/>
+                      <a:ext cx="5040000" cy="3357174"/>
                     </a:xfrm>
                     <a:prstGeom prst="rect"/>
                   </pic:spPr>
@@ -3008,7 +3103,7 @@
           <w:color w:val="52514E"/>
           <w:sz w:val="18"/>
         </w:rPr>
-        <w:t>Figure 2. Technical cycle (equal weights). Min-max balances four stakeholders at a score of 60 with two systems; a-fine and Tetra stay close to today’s design.</w:t>
+        <w:t>Figure 2. Technical cycle (equal weights). Min-max balances four stakeholders at a score of 60 with two systems; Tetra stays with one system close to today’s design.</w:t>
       </w:r>
     </w:p>
     <w:p>
@@ -3020,7 +3115,7 @@
       <w:r>
         <w:drawing>
           <wp:inline xmlns:a="http://schemas.openxmlformats.org/drawingml/2006/main" xmlns:pic="http://schemas.openxmlformats.org/drawingml/2006/picture">
-            <wp:extent cx="5040000" cy="3352935"/>
+            <wp:extent cx="5040000" cy="3357174"/>
             <wp:docPr id="3" name="Picture 3"/>
             <wp:cNvGraphicFramePr>
               <a:graphicFrameLocks noChangeAspect="1"/>
@@ -3029,7 +3124,7 @@
               <a:graphicData uri="http://schemas.openxmlformats.org/drawingml/2006/picture">
                 <pic:pic>
                   <pic:nvPicPr>
-                    <pic:cNvPr id="0" name="opt_social.png"/>
+                    <pic:cNvPr id="0" name="social.png"/>
                     <pic:cNvPicPr/>
                   </pic:nvPicPr>
                   <pic:blipFill>
@@ -3041,7 +3136,7 @@
                   <pic:spPr>
                     <a:xfrm>
                       <a:off x="0" y="0"/>
-                      <a:ext cx="5040000" cy="3352935"/>
+                      <a:ext cx="5040000" cy="3357174"/>
                     </a:xfrm>
                     <a:prstGeom prst="rect"/>
                   </pic:spPr>
@@ -3062,7 +3157,7 @@
           <w:color w:val="52514E"/>
           <w:sz w:val="18"/>
         </w:rPr>
-        <w:t>Figure 3. Social cycle (influence-based weights). Min-max keeps two systems but tows them faster with a coarser mesh; a-fine and Tetra stay with one system.</w:t>
+        <w:t>Figure 3. Social cycle (influence-based weights). Min-max keeps two systems at the retention zone limit; Tetra chooses one slow system.</w:t>
       </w:r>
     </w:p>
     <w:p>
@@ -3074,7 +3169,7 @@
       <w:r>
         <w:drawing>
           <wp:inline xmlns:a="http://schemas.openxmlformats.org/drawingml/2006/main" xmlns:pic="http://schemas.openxmlformats.org/drawingml/2006/picture">
-            <wp:extent cx="5040000" cy="3302069"/>
+            <wp:extent cx="5040000" cy="3348696"/>
             <wp:docPr id="4" name="Picture 4"/>
             <wp:cNvGraphicFramePr>
               <a:graphicFrameLocks noChangeAspect="1"/>
@@ -3083,7 +3178,7 @@
               <a:graphicData uri="http://schemas.openxmlformats.org/drawingml/2006/picture">
                 <pic:pic>
                   <pic:nvPicPr>
-                    <pic:cNvPr id="0" name="opt_environment_full.png"/>
+                    <pic:cNvPr id="0" name="environment.png"/>
                     <pic:cNvPicPr/>
                   </pic:nvPicPr>
                   <pic:blipFill>
@@ -3095,7 +3190,7 @@
                   <pic:spPr>
                     <a:xfrm>
                       <a:off x="0" y="0"/>
-                      <a:ext cx="5040000" cy="3302069"/>
+                      <a:ext cx="5040000" cy="3348696"/>
                     </a:xfrm>
                     <a:prstGeom prst="rect"/>
                   </pic:spPr>
